--- a/2.LJ/1. SEM/MA/Colab 12/Colab_12_Leitprogramm_FashionMNIST_Erstes_Netz.docx
+++ b/2.LJ/1. SEM/MA/Colab 12/Colab_12_Leitprogramm_FashionMNIST_Erstes_Netz.docx
@@ -15,6 +15,20 @@
         </w:rPr>
         <w:t>Geführtes Leitprogramm Fashion MNIST Erstes PyTorch Netz</w:t>
       </w:r>
+    </w:p>
+    <w:p>
+      <w:pPr>
+        <w:rPr>
+          <w:lang w:val="de-CH"/>
+        </w:rPr>
+      </w:pPr>
+    </w:p>
+    <w:p>
+      <w:pPr>
+        <w:rPr>
+          <w:lang w:val="de-CH"/>
+        </w:rPr>
+      </w:pPr>
     </w:p>
     <w:p>
       <w:pPr>
@@ -897,28 +911,15 @@
         </w:rPr>
         <w:t xml:space="preserve">Öffne Google </w:t>
       </w:r>
-      <w:r>
-        <w:fldChar w:fldCharType="begin"/>
-      </w:r>
-      <w:r>
-        <w:rPr>
-          <w:lang w:val="de-CH"/>
-        </w:rPr>
-        <w:instrText>HYPERLINK "https://colab.research.google.com/drive/1LVqpdY3oUvxQYAoGr8a1CmeY_FCuDm0N"</w:instrText>
-      </w:r>
-      <w:r>
-        <w:fldChar w:fldCharType="separate"/>
-      </w:r>
-      <w:r>
-        <w:rPr>
-          <w:rStyle w:val="Hyperlink"/>
-          <w:lang w:val="de-CH"/>
-        </w:rPr>
-        <w:t>Colab und lade Colab_12_FashionMNIST_Erstes_Netz.ipynb</w:t>
-      </w:r>
-      <w:r>
-        <w:fldChar w:fldCharType="end"/>
-      </w:r>
+      <w:hyperlink r:id="rId8" w:history="1">
+        <w:r>
+          <w:rPr>
+            <w:rStyle w:val="Hyperlink"/>
+            <w:lang w:val="de-CH"/>
+          </w:rPr>
+          <w:t>Colab und lade Colab_12_FashionMNIST_Erstes_Netz.ipynb</w:t>
+        </w:r>
+      </w:hyperlink>
       <w:r>
         <w:rPr>
           <w:lang w:val="de-CH"/>
@@ -1240,6 +1241,27 @@
                 <w:r>
                   <w:t>8'000</w:t>
                 </w:r>
+                <w:r>
+                  <w:t xml:space="preserve"> </w:t>
+                </w:r>
+                <w:r>
+                  <w:rPr>
+                    <mc:AlternateContent>
+                      <mc:Choice Requires="w16se"/>
+                      <mc:Fallback>
+                        <w:rFonts w:ascii="Segoe UI Emoji" w:eastAsia="Segoe UI Emoji" w:hAnsi="Segoe UI Emoji" w:cs="Segoe UI Emoji"/>
+                      </mc:Fallback>
+                    </mc:AlternateContent>
+                  </w:rPr>
+                  <mc:AlternateContent>
+                    <mc:Choice Requires="w16se">
+                      <w16se:symEx w16se:font="Segoe UI Emoji" w16se:char="1F979"/>
+                    </mc:Choice>
+                    <mc:Fallback>
+                      <w:t>🥹</w:t>
+                    </mc:Fallback>
+                  </mc:AlternateContent>
+                </w:r>
               </w:sdtContent>
             </w:sdt>
           </w:p>
@@ -1300,6 +1322,42 @@
               <w:sdtContent>
                 <w:r>
                   <w:t>500</w:t>
+                </w:r>
+                <w:r>
+                  <w:rPr>
+                    <mc:AlternateContent>
+                      <mc:Choice Requires="w16se"/>
+                      <mc:Fallback>
+                        <w:rFonts w:ascii="Segoe UI Emoji" w:eastAsia="Segoe UI Emoji" w:hAnsi="Segoe UI Emoji" w:cs="Segoe UI Emoji"/>
+                      </mc:Fallback>
+                    </mc:AlternateContent>
+                  </w:rPr>
+                  <mc:AlternateContent>
+                    <mc:Choice Requires="w16se">
+                      <w16se:symEx w16se:font="Segoe UI Emoji" w16se:char="1F612"/>
+                    </mc:Choice>
+                    <mc:Fallback>
+                      <w:t>😒</w:t>
+                    </mc:Fallback>
+                  </mc:AlternateContent>
+                </w:r>
+                <w:r>
+                  <w:rPr>
+                    <mc:AlternateContent>
+                      <mc:Choice Requires="w16se"/>
+                      <mc:Fallback>
+                        <w:rFonts w:ascii="Segoe UI Emoji" w:eastAsia="Segoe UI Emoji" w:hAnsi="Segoe UI Emoji" w:cs="Segoe UI Emoji"/>
+                      </mc:Fallback>
+                    </mc:AlternateContent>
+                  </w:rPr>
+                  <mc:AlternateContent>
+                    <mc:Choice Requires="w16se">
+                      <w16se:symEx w16se:font="Segoe UI Emoji" w16se:char="1F44C"/>
+                    </mc:Choice>
+                    <mc:Fallback>
+                      <w:t>👌</w:t>
+                    </mc:Fallback>
+                  </mc:AlternateContent>
                 </w:r>
               </w:sdtContent>
             </w:sdt>
@@ -2927,6 +2985,14 @@
           <w:lang w:val="de-CH"/>
         </w:rPr>
       </w:pPr>
+    </w:p>
+    <w:p>
+      <w:pPr>
+        <w:pStyle w:val="Heading2"/>
+        <w:rPr>
+          <w:lang w:val="de-CH"/>
+        </w:rPr>
+      </w:pPr>
       <w:r>
         <w:rPr>
           <w:lang w:val="de-CH"/>
@@ -3343,6 +3409,12 @@
                     <w:sz w:val="19"/>
                   </w:rPr>
                   <w:t>.</w:t>
+                </w:r>
+                <w:r>
+                  <w:rPr>
+                    <w:sz w:val="19"/>
+                  </w:rPr>
+                  <w:t xml:space="preserve"> crazy</w:t>
                 </w:r>
               </w:sdtContent>
             </w:sdt>
@@ -4081,227 +4153,20 @@
       </w:r>
       <w:sdt>
         <w:sdtPr>
+          <w:rPr>
+            <w:lang w:val="de-CH"/>
+          </w:rPr>
           <w:alias w:val="FINAL_LIMIT"/>
           <w:tag w:val="FINAL_LIMIT"/>
           <w:id w:val="572327116"/>
           <w:text/>
         </w:sdtPr>
         <w:sdtContent>
-          <w:proofErr w:type="spellStart"/>
           <w:r>
-            <w:t>Einzelne</w:t>
-          </w:r>
-          <w:proofErr w:type="spellEnd"/>
-          <w:r>
-            <w:t xml:space="preserve"> Bilder </w:t>
-          </w:r>
-          <w:proofErr w:type="spellStart"/>
-          <w:r>
-            <w:t>können</w:t>
-          </w:r>
-          <w:proofErr w:type="spellEnd"/>
-          <w:r>
-            <w:t xml:space="preserve"> </w:t>
-          </w:r>
-          <w:proofErr w:type="spellStart"/>
-          <w:r>
-            <w:t>zufällig</w:t>
-          </w:r>
-          <w:proofErr w:type="spellEnd"/>
-          <w:r>
-            <w:t xml:space="preserve"> </w:t>
-          </w:r>
-          <w:proofErr w:type="spellStart"/>
-          <w:r>
-            <w:t>richtig</w:t>
-          </w:r>
-          <w:proofErr w:type="spellEnd"/>
-          <w:r>
-            <w:t xml:space="preserve"> </w:t>
-          </w:r>
-          <w:proofErr w:type="spellStart"/>
-          <w:r>
-            <w:t>liegen</w:t>
-          </w:r>
-          <w:proofErr w:type="spellEnd"/>
-          <w:r>
-            <w:t xml:space="preserve">. Erst die </w:t>
-          </w:r>
-          <w:proofErr w:type="spellStart"/>
-          <w:r>
-            <w:t>Überprüfung</w:t>
-          </w:r>
-          <w:proofErr w:type="spellEnd"/>
-          <w:r>
-            <w:t xml:space="preserve"> an </w:t>
-          </w:r>
-          <w:proofErr w:type="spellStart"/>
-          <w:r>
-            <w:t>einer</w:t>
-          </w:r>
-          <w:proofErr w:type="spellEnd"/>
-          <w:r>
-            <w:t xml:space="preserve"> </w:t>
-          </w:r>
-          <w:proofErr w:type="spellStart"/>
-          <w:r>
-            <w:t>grösseren</w:t>
-          </w:r>
-          <w:proofErr w:type="spellEnd"/>
-          <w:r>
-            <w:t xml:space="preserve">, </w:t>
-          </w:r>
-          <w:proofErr w:type="spellStart"/>
-          <w:r>
-            <w:t>unabhängigen</w:t>
-          </w:r>
-          <w:proofErr w:type="spellEnd"/>
-          <w:r>
-            <w:t xml:space="preserve"> </w:t>
-          </w:r>
-          <w:proofErr w:type="spellStart"/>
-          <w:r>
-            <w:t>Stichprobe</w:t>
-          </w:r>
-          <w:proofErr w:type="spellEnd"/>
-          <w:r>
-            <w:t xml:space="preserve"> (</w:t>
-          </w:r>
-          <w:proofErr w:type="spellStart"/>
-          <w:r>
-            <w:t>wie</w:t>
-          </w:r>
-          <w:proofErr w:type="spellEnd"/>
-          <w:r>
-            <w:t xml:space="preserve"> den 500 </w:t>
-          </w:r>
-          <w:proofErr w:type="spellStart"/>
-          <w:r>
-            <w:t>Testbildern</w:t>
-          </w:r>
-          <w:proofErr w:type="spellEnd"/>
-          <w:r>
-            <w:t xml:space="preserve">) </w:t>
-          </w:r>
-          <w:proofErr w:type="spellStart"/>
-          <w:r>
-            <w:t>zeigt</w:t>
-          </w:r>
-          <w:proofErr w:type="spellEnd"/>
-          <w:r>
-            <w:t xml:space="preserve"> </w:t>
-          </w:r>
-          <w:proofErr w:type="spellStart"/>
-          <w:r>
-            <w:t>statistisch</w:t>
-          </w:r>
-          <w:proofErr w:type="spellEnd"/>
-          <w:r>
-            <w:t xml:space="preserve"> </w:t>
-          </w:r>
-          <w:proofErr w:type="spellStart"/>
-          <w:r>
-            <w:t>verlässlich</w:t>
-          </w:r>
-          <w:proofErr w:type="spellEnd"/>
-          <w:r>
-            <w:t xml:space="preserve">, </w:t>
-          </w:r>
-          <w:proofErr w:type="spellStart"/>
-          <w:r>
-            <w:t>wie</w:t>
-          </w:r>
-          <w:proofErr w:type="spellEnd"/>
-          <w:r>
-            <w:t xml:space="preserve"> </w:t>
-          </w:r>
-          <w:proofErr w:type="spellStart"/>
-          <w:r>
-            <w:t>präzise</w:t>
-          </w:r>
-          <w:proofErr w:type="spellEnd"/>
-          <w:r>
-            <w:t xml:space="preserve"> das Netz </w:t>
-          </w:r>
-          <w:proofErr w:type="spellStart"/>
-          <w:r>
-            <w:t>verallgemeinern</w:t>
-          </w:r>
-          <w:proofErr w:type="spellEnd"/>
-          <w:r>
-            <w:t xml:space="preserve"> </w:t>
-          </w:r>
-          <w:proofErr w:type="spellStart"/>
-          <w:r>
-            <w:t>kann</w:t>
-          </w:r>
-          <w:proofErr w:type="spellEnd"/>
-          <w:r>
-            <w:t xml:space="preserve"> und </w:t>
-          </w:r>
-          <w:proofErr w:type="spellStart"/>
-          <w:r>
-            <w:t>ob</w:t>
-          </w:r>
-          <w:proofErr w:type="spellEnd"/>
-          <w:r>
-            <w:t xml:space="preserve"> es </w:t>
-          </w:r>
-          <w:proofErr w:type="spellStart"/>
-          <w:r>
-            <w:t>gelernt</w:t>
-          </w:r>
-          <w:proofErr w:type="spellEnd"/>
-          <w:r>
-            <w:t xml:space="preserve"> hat, </w:t>
-          </w:r>
-          <w:proofErr w:type="spellStart"/>
-          <w:r>
-            <w:t>anstatt</w:t>
-          </w:r>
-          <w:proofErr w:type="spellEnd"/>
-          <w:r>
-            <w:t xml:space="preserve"> die </w:t>
-          </w:r>
-          <w:proofErr w:type="spellStart"/>
-          <w:r>
-            <w:t>Trainingsdaten</w:t>
-          </w:r>
-          <w:proofErr w:type="spellEnd"/>
-          <w:r>
-            <w:t xml:space="preserve"> </w:t>
-          </w:r>
-          <w:proofErr w:type="spellStart"/>
-          <w:r>
-            <w:t>nur</w:t>
-          </w:r>
-          <w:proofErr w:type="spellEnd"/>
-          <w:r>
-            <w:t xml:space="preserve"> </w:t>
-          </w:r>
-          <w:proofErr w:type="spellStart"/>
-          <w:r>
-            <w:t>auswendig</w:t>
-          </w:r>
-          <w:proofErr w:type="spellEnd"/>
-          <w:r>
-            <w:t xml:space="preserve"> </w:t>
-          </w:r>
-          <w:proofErr w:type="spellStart"/>
-          <w:r>
-            <w:t>zu</w:t>
-          </w:r>
-          <w:proofErr w:type="spellEnd"/>
-          <w:r>
-            <w:t xml:space="preserve"> </w:t>
-          </w:r>
-          <w:proofErr w:type="spellStart"/>
-          <w:r>
-            <w:t>lernen</w:t>
-          </w:r>
-          <w:proofErr w:type="spellEnd"/>
-          <w:r>
-            <w:t>.</w:t>
+            <w:rPr>
+              <w:lang w:val="de-CH"/>
+            </w:rPr>
+            <w:t>Einzelne Bilder können zufällig richtig liegen. Erst die Überprüfung an einer grösseren, unabhängigen Stichprobe (wie den 500 Testbildern) zeigt statistisch verlässlich, wie präzise das Netz verallgemeinern kann und ob es gelernt hat, anstatt die Trainingsdaten nur auswendig zu lernen.</w:t>
           </w:r>
         </w:sdtContent>
       </w:sdt>
@@ -4367,8 +4232,8 @@
       </w:r>
     </w:p>
     <w:sectPr>
-      <w:headerReference w:type="default" r:id="rId8"/>
-      <w:footerReference w:type="default" r:id="rId9"/>
+      <w:headerReference w:type="default" r:id="rId9"/>
+      <w:footerReference w:type="default" r:id="rId10"/>
       <w:pgSz w:w="11906" w:h="16838"/>
       <w:pgMar w:top="1020" w:right="1134" w:bottom="964" w:left="1134" w:header="510" w:footer="482" w:gutter="0"/>
       <w:cols w:space="720"/>
@@ -6635,6 +6500,7 @@
   <w:style w:type="character" w:default="1" w:styleId="DefaultParagraphFont">
     <w:name w:val="Default Paragraph Font"/>
     <w:uiPriority w:val="1"/>
+    <w:semiHidden/>
     <w:unhideWhenUsed/>
   </w:style>
   <w:style w:type="table" w:default="1" w:styleId="TableNormal">
